--- a/docs/tecnica/02-manual-administrador.docx
+++ b/docs/tecnica/02-manual-administrador.docx
@@ -1838,6 +1838,86 @@
                 <w:szCs w:val="18"/>
               </w:rPr>
               <w:t xml:space="preserve">Exportar observaciones (XLSX / CSV)</w:t>
+            </w:r>
+          </w:p>
+        </w:tc>
+        <w:tc>
+          <w:tcPr>
+            <w:tcW w:type="pct" w:w="33%"/>
+            <w:tcMar>
+              <w:top w:type="dxa" w:w="60"/>
+              <w:left w:type="dxa" w:w="100"/>
+              <w:bottom w:type="dxa" w:w="60"/>
+              <w:right w:type="dxa" w:w="100"/>
+            </w:tcMar>
+          </w:tcPr>
+          <w:p>
+            <w:pPr>
+              <w:spacing w:after="20" w:before="20"/>
+            </w:pPr>
+            <w:r>
+              <w:rPr>
+                <w:b w:val="false"/>
+                <w:bCs w:val="false"/>
+                <w:sz w:val="18"/>
+                <w:szCs w:val="18"/>
+              </w:rPr>
+              <w:t xml:space="preserve">✔</w:t>
+            </w:r>
+          </w:p>
+        </w:tc>
+        <w:tc>
+          <w:tcPr>
+            <w:tcW w:type="pct" w:w="33%"/>
+            <w:tcMar>
+              <w:top w:type="dxa" w:w="60"/>
+              <w:left w:type="dxa" w:w="100"/>
+              <w:bottom w:type="dxa" w:w="60"/>
+              <w:right w:type="dxa" w:w="100"/>
+            </w:tcMar>
+          </w:tcPr>
+          <w:p>
+            <w:pPr>
+              <w:spacing w:after="20" w:before="20"/>
+            </w:pPr>
+            <w:r>
+              <w:rPr>
+                <w:b w:val="false"/>
+                <w:bCs w:val="false"/>
+                <w:sz w:val="18"/>
+                <w:szCs w:val="18"/>
+              </w:rPr>
+              <w:t xml:space="preserve">✔</w:t>
+            </w:r>
+          </w:p>
+        </w:tc>
+      </w:tr>
+      <w:tr>
+        <w:trPr>
+          <w:tblHeader w:val="false"/>
+        </w:trPr>
+        <w:tc>
+          <w:tcPr>
+            <w:tcW w:type="pct" w:w="33%"/>
+            <w:tcMar>
+              <w:top w:type="dxa" w:w="60"/>
+              <w:left w:type="dxa" w:w="100"/>
+              <w:bottom w:type="dxa" w:w="60"/>
+              <w:right w:type="dxa" w:w="100"/>
+            </w:tcMar>
+          </w:tcPr>
+          <w:p>
+            <w:pPr>
+              <w:spacing w:after="20" w:before="20"/>
+            </w:pPr>
+            <w:r>
+              <w:rPr>
+                <w:b w:val="false"/>
+                <w:bCs w:val="false"/>
+                <w:sz w:val="18"/>
+                <w:szCs w:val="18"/>
+              </w:rPr>
+              <w:t xml:space="preserve">Descargar los adjuntos en ZIP</w:t>
             </w:r>
           </w:p>
         </w:tc>
@@ -6095,7 +6175,68 @@
           <w:sz w:val="21"/>
           <w:szCs w:val="21"/>
         </w:rPr>
-        <w:t xml:space="preserve">Desde la ficha de la observación se descarga con su nombre original. Igual que los antecedentes, no es un archivo público: la descarga exige sesión de funcionario.</w:t>
+        <w:t xml:space="preserve">Desde la ficha de la observación se descarga </w:t>
+      </w:r>
+      <w:r>
+        <w:rPr>
+          <w:b/>
+          <w:bCs/>
+          <w:sz w:val="21"/>
+          <w:szCs w:val="21"/>
+        </w:rPr>
+        <w:t xml:space="preserve">nombrado con el código público del expediente</w:t>
+      </w:r>
+      <w:r>
+        <w:rPr>
+          <w:sz w:val="21"/>
+          <w:szCs w:val="21"/>
+        </w:rPr>
+        <w:t xml:space="preserve"> (por ejemplo </w:t>
+      </w:r>
+      <w:r>
+        <w:rPr>
+          <w:rFonts w:ascii="Consolas" w:cs="Consolas" w:eastAsia="Consolas" w:hAnsi="Consolas"/>
+          <w:color w:val="A31515"/>
+          <w:sz w:val="21"/>
+          <w:szCs w:val="21"/>
+        </w:rPr>
+        <w:t xml:space="preserve">9f1c2a44-....pdf</w:t>
+      </w:r>
+      <w:r>
+        <w:rPr>
+          <w:sz w:val="21"/>
+          <w:szCs w:val="21"/>
+        </w:rPr>
+        <w:t xml:space="preserve">), de modo que cada archivo pueda cruzarse con su fila del compendio exportado. El nombre que le puso el ciudadano se conserva en la ficha, en el compendio (columna «Archivo adjunto») y en el índice del ZIP. Igual que los antecedentes, no es un archivo público: la descarga exige sesión de funcionario.</w:t>
+      </w:r>
+    </w:p>
+    <w:p>
+      <w:pPr>
+        <w:spacing w:after="140" w:line="276"/>
+        <w:jc w:val="both"/>
+      </w:pPr>
+      <w:r>
+        <w:rPr>
+          <w:sz w:val="21"/>
+          <w:szCs w:val="21"/>
+        </w:rPr>
+        <w:t xml:space="preserve">Para bajarlos todos de una vez, ver </w:t>
+      </w:r>
+      <w:r>
+        <w:rPr>
+          <w:b/>
+          <w:bCs/>
+          <w:sz w:val="21"/>
+          <w:szCs w:val="21"/>
+        </w:rPr>
+        <w:t xml:space="preserve">8. Exportación de datos</w:t>
+      </w:r>
+      <w:r>
+        <w:rPr>
+          <w:sz w:val="21"/>
+          <w:szCs w:val="21"/>
+        </w:rPr>
+        <w:t xml:space="preserve">.</w:t>
       </w:r>
     </w:p>
     <w:p>
@@ -8426,6 +8567,446 @@
     </w:p>
     <w:p>
       <w:pPr>
+        <w:pStyle w:val="Heading2"/>
+        <w:spacing w:after="120" w:before="240"/>
+      </w:pPr>
+      <w:r>
+        <w:rPr>
+          <w:rFonts w:ascii="Calibri" w:cs="Calibri" w:eastAsia="Calibri" w:hAnsi="Calibri"/>
+          <w:b/>
+          <w:bCs/>
+          <w:color w:val="1F3864"/>
+          <w:sz w:val="25"/>
+          <w:szCs w:val="25"/>
+        </w:rPr>
+        <w:t xml:space="preserve">Descarga masiva de adjuntos (ZIP)</w:t>
+      </w:r>
+    </w:p>
+    <w:p>
+      <w:pPr>
+        <w:spacing w:after="140" w:line="276"/>
+        <w:jc w:val="both"/>
+      </w:pPr>
+      <w:r>
+        <w:rPr>
+          <w:sz w:val="21"/>
+          <w:szCs w:val="21"/>
+        </w:rPr>
+        <w:t xml:space="preserve">En el mismo menú </w:t>
+      </w:r>
+      <w:r>
+        <w:rPr>
+          <w:b/>
+          <w:bCs/>
+          <w:sz w:val="21"/>
+          <w:szCs w:val="21"/>
+        </w:rPr>
+        <w:t xml:space="preserve">Observaciones → Exportar</w:t>
+      </w:r>
+      <w:r>
+        <w:rPr>
+          <w:sz w:val="21"/>
+          <w:szCs w:val="21"/>
+        </w:rPr>
+        <w:t xml:space="preserve"> está la opción </w:t>
+      </w:r>
+      <w:r>
+        <w:rPr>
+          <w:b/>
+          <w:bCs/>
+          <w:sz w:val="21"/>
+          <w:szCs w:val="21"/>
+        </w:rPr>
+        <w:t xml:space="preserve">Adjuntos en ZIP</w:t>
+      </w:r>
+      <w:r>
+        <w:rPr>
+          <w:sz w:val="21"/>
+          <w:szCs w:val="21"/>
+        </w:rPr>
+        <w:t xml:space="preserve">, que baja de una sola vez todos los archivos adjuntos de las observaciones filtradas. El archivo se llama </w:t>
+      </w:r>
+      <w:r>
+        <w:rPr>
+          <w:rFonts w:ascii="Consolas" w:cs="Consolas" w:eastAsia="Consolas" w:hAnsi="Consolas"/>
+          <w:color w:val="A31515"/>
+          <w:sz w:val="21"/>
+          <w:szCs w:val="21"/>
+        </w:rPr>
+        <w:t xml:space="preserve">observaciones-adjuntos-&lt;fecha&gt;_&lt;hora&gt;.zip</w:t>
+      </w:r>
+      <w:r>
+        <w:rPr>
+          <w:sz w:val="21"/>
+          <w:szCs w:val="21"/>
+        </w:rPr>
+        <w:t xml:space="preserve"> y contiene:</w:t>
+      </w:r>
+    </w:p>
+    <w:tbl>
+      <w:tblPr>
+        <w:tblW w:type="pct" w:w="100%"/>
+        <w:tblBorders>
+          <w:top w:val="single" w:color="BFBFBF" w:sz="4"/>
+          <w:left w:val="single" w:color="BFBFBF" w:sz="4"/>
+          <w:bottom w:val="single" w:color="BFBFBF" w:sz="4"/>
+          <w:right w:val="single" w:color="BFBFBF" w:sz="4"/>
+          <w:insideH w:val="single" w:color="D9D9D9" w:sz="2"/>
+          <w:insideV w:val="single" w:color="D9D9D9" w:sz="2"/>
+        </w:tblBorders>
+      </w:tblPr>
+      <w:tblGrid>
+        <w:gridCol w:w="100"/>
+        <w:gridCol w:w="100"/>
+      </w:tblGrid>
+      <w:tr>
+        <w:trPr>
+          <w:tblHeader/>
+        </w:trPr>
+        <w:tc>
+          <w:tcPr>
+            <w:tcW w:type="pct" w:w="50%"/>
+            <w:shd w:fill="DCE6F1" w:val="clear"/>
+            <w:tcMar>
+              <w:top w:type="dxa" w:w="60"/>
+              <w:left w:type="dxa" w:w="100"/>
+              <w:bottom w:type="dxa" w:w="60"/>
+              <w:right w:type="dxa" w:w="100"/>
+            </w:tcMar>
+          </w:tcPr>
+          <w:p>
+            <w:pPr>
+              <w:spacing w:after="20" w:before="20"/>
+            </w:pPr>
+            <w:r>
+              <w:rPr>
+                <w:b/>
+                <w:bCs/>
+                <w:sz w:val="18"/>
+                <w:szCs w:val="18"/>
+              </w:rPr>
+              <w:t xml:space="preserve">Dentro del ZIP</w:t>
+            </w:r>
+          </w:p>
+        </w:tc>
+        <w:tc>
+          <w:tcPr>
+            <w:tcW w:type="pct" w:w="50%"/>
+            <w:shd w:fill="DCE6F1" w:val="clear"/>
+            <w:tcMar>
+              <w:top w:type="dxa" w:w="60"/>
+              <w:left w:type="dxa" w:w="100"/>
+              <w:bottom w:type="dxa" w:w="60"/>
+              <w:right w:type="dxa" w:w="100"/>
+            </w:tcMar>
+          </w:tcPr>
+          <w:p>
+            <w:pPr>
+              <w:spacing w:after="20" w:before="20"/>
+            </w:pPr>
+            <w:r>
+              <w:rPr>
+                <w:b/>
+                <w:bCs/>
+                <w:sz w:val="18"/>
+                <w:szCs w:val="18"/>
+              </w:rPr>
+              <w:t xml:space="preserve">Qué es</w:t>
+            </w:r>
+          </w:p>
+        </w:tc>
+      </w:tr>
+      <w:tr>
+        <w:trPr>
+          <w:tblHeader w:val="false"/>
+        </w:trPr>
+        <w:tc>
+          <w:tcPr>
+            <w:tcW w:type="pct" w:w="50%"/>
+            <w:tcMar>
+              <w:top w:type="dxa" w:w="60"/>
+              <w:left w:type="dxa" w:w="100"/>
+              <w:bottom w:type="dxa" w:w="60"/>
+              <w:right w:type="dxa" w:w="100"/>
+            </w:tcMar>
+          </w:tcPr>
+          <w:p>
+            <w:pPr>
+              <w:spacing w:after="20" w:before="20"/>
+            </w:pPr>
+            <w:r>
+              <w:rPr>
+                <w:rFonts w:ascii="Consolas" w:cs="Consolas" w:eastAsia="Consolas" w:hAnsi="Consolas"/>
+                <w:b w:val="false"/>
+                <w:bCs w:val="false"/>
+                <w:color w:val="A31515"/>
+                <w:sz w:val="18"/>
+                <w:szCs w:val="18"/>
+              </w:rPr>
+              <w:t xml:space="preserve">adjuntos/</w:t>
+            </w:r>
+          </w:p>
+        </w:tc>
+        <w:tc>
+          <w:tcPr>
+            <w:tcW w:type="pct" w:w="50%"/>
+            <w:tcMar>
+              <w:top w:type="dxa" w:w="60"/>
+              <w:left w:type="dxa" w:w="100"/>
+              <w:bottom w:type="dxa" w:w="60"/>
+              <w:right w:type="dxa" w:w="100"/>
+            </w:tcMar>
+          </w:tcPr>
+          <w:p>
+            <w:pPr>
+              <w:spacing w:after="20" w:before="20"/>
+            </w:pPr>
+            <w:r>
+              <w:rPr>
+                <w:b w:val="false"/>
+                <w:bCs w:val="false"/>
+                <w:sz w:val="18"/>
+                <w:szCs w:val="18"/>
+              </w:rPr>
+              <w:t xml:space="preserve">Un archivo por observación, nombrado con el </w:t>
+            </w:r>
+            <w:r>
+              <w:rPr>
+                <w:b w:val="false"/>
+                <w:bCs w:val="false"/>
+                <w:sz w:val="18"/>
+                <w:szCs w:val="18"/>
+              </w:rPr>
+              <w:t xml:space="preserve">código público del expediente</w:t>
+            </w:r>
+            <w:r>
+              <w:rPr>
+                <w:b w:val="false"/>
+                <w:bCs w:val="false"/>
+                <w:sz w:val="18"/>
+                <w:szCs w:val="18"/>
+              </w:rPr>
+              <w:t xml:space="preserve"> (</w:t>
+            </w:r>
+            <w:r>
+              <w:rPr>
+                <w:rFonts w:ascii="Consolas" w:cs="Consolas" w:eastAsia="Consolas" w:hAnsi="Consolas"/>
+                <w:b w:val="false"/>
+                <w:bCs w:val="false"/>
+                <w:color w:val="A31515"/>
+                <w:sz w:val="18"/>
+                <w:szCs w:val="18"/>
+              </w:rPr>
+              <w:t xml:space="preserve">&lt;uuid&gt;.&lt;extensión&gt;</w:t>
+            </w:r>
+            <w:r>
+              <w:rPr>
+                <w:b w:val="false"/>
+                <w:bCs w:val="false"/>
+                <w:sz w:val="18"/>
+                <w:szCs w:val="18"/>
+              </w:rPr>
+              <w:t xml:space="preserve">)</w:t>
+            </w:r>
+          </w:p>
+        </w:tc>
+      </w:tr>
+      <w:tr>
+        <w:trPr>
+          <w:tblHeader w:val="false"/>
+        </w:trPr>
+        <w:tc>
+          <w:tcPr>
+            <w:tcW w:type="pct" w:w="50%"/>
+            <w:tcMar>
+              <w:top w:type="dxa" w:w="60"/>
+              <w:left w:type="dxa" w:w="100"/>
+              <w:bottom w:type="dxa" w:w="60"/>
+              <w:right w:type="dxa" w:w="100"/>
+            </w:tcMar>
+          </w:tcPr>
+          <w:p>
+            <w:pPr>
+              <w:spacing w:after="20" w:before="20"/>
+            </w:pPr>
+            <w:r>
+              <w:rPr>
+                <w:rFonts w:ascii="Consolas" w:cs="Consolas" w:eastAsia="Consolas" w:hAnsi="Consolas"/>
+                <w:b w:val="false"/>
+                <w:bCs w:val="false"/>
+                <w:color w:val="A31515"/>
+                <w:sz w:val="18"/>
+                <w:szCs w:val="18"/>
+              </w:rPr>
+              <w:t xml:space="preserve">indice.csv</w:t>
+            </w:r>
+          </w:p>
+        </w:tc>
+        <w:tc>
+          <w:tcPr>
+            <w:tcW w:type="pct" w:w="50%"/>
+            <w:tcMar>
+              <w:top w:type="dxa" w:w="60"/>
+              <w:left w:type="dxa" w:w="100"/>
+              <w:bottom w:type="dxa" w:w="60"/>
+              <w:right w:type="dxa" w:w="100"/>
+            </w:tcMar>
+          </w:tcPr>
+          <w:p>
+            <w:pPr>
+              <w:spacing w:after="20" w:before="20"/>
+            </w:pPr>
+            <w:r>
+              <w:rPr>
+                <w:b w:val="false"/>
+                <w:bCs w:val="false"/>
+                <w:sz w:val="18"/>
+                <w:szCs w:val="18"/>
+              </w:rPr>
+              <w:t xml:space="preserve">Tabla que amarra cada archivo con su expediente: nombre en el ZIP, código público, fecha de envío, proceso, participante y nombre original del archivo</w:t>
+            </w:r>
+          </w:p>
+        </w:tc>
+      </w:tr>
+      <w:tr>
+        <w:trPr>
+          <w:tblHeader w:val="false"/>
+        </w:trPr>
+        <w:tc>
+          <w:tcPr>
+            <w:tcW w:type="pct" w:w="50%"/>
+            <w:tcMar>
+              <w:top w:type="dxa" w:w="60"/>
+              <w:left w:type="dxa" w:w="100"/>
+              <w:bottom w:type="dxa" w:w="60"/>
+              <w:right w:type="dxa" w:w="100"/>
+            </w:tcMar>
+          </w:tcPr>
+          <w:p>
+            <w:pPr>
+              <w:spacing w:after="20" w:before="20"/>
+            </w:pPr>
+            <w:r>
+              <w:rPr>
+                <w:rFonts w:ascii="Consolas" w:cs="Consolas" w:eastAsia="Consolas" w:hAnsi="Consolas"/>
+                <w:b w:val="false"/>
+                <w:bCs w:val="false"/>
+                <w:color w:val="A31515"/>
+                <w:sz w:val="18"/>
+                <w:szCs w:val="18"/>
+              </w:rPr>
+              <w:t xml:space="preserve">compendio-observaciones.xlsx</w:t>
+            </w:r>
+          </w:p>
+        </w:tc>
+        <w:tc>
+          <w:tcPr>
+            <w:tcW w:type="pct" w:w="50%"/>
+            <w:tcMar>
+              <w:top w:type="dxa" w:w="60"/>
+              <w:left w:type="dxa" w:w="100"/>
+              <w:bottom w:type="dxa" w:w="60"/>
+              <w:right w:type="dxa" w:w="100"/>
+            </w:tcMar>
+          </w:tcPr>
+          <w:p>
+            <w:pPr>
+              <w:spacing w:after="20" w:before="20"/>
+            </w:pPr>
+            <w:r>
+              <w:rPr>
+                <w:b w:val="false"/>
+                <w:bCs w:val="false"/>
+                <w:sz w:val="18"/>
+                <w:szCs w:val="18"/>
+              </w:rPr>
+              <w:t xml:space="preserve">El mismo compendio de la sección anterior, con los mismos filtros</w:t>
+            </w:r>
+          </w:p>
+        </w:tc>
+      </w:tr>
+    </w:tbl>
+    <w:p>
+      <w:pPr>
+        <w:spacing w:after="160"/>
+      </w:pPr>
+    </w:p>
+    <w:p>
+      <w:pPr>
+        <w:spacing w:after="140" w:line="276"/>
+        <w:jc w:val="both"/>
+      </w:pPr>
+      <w:r>
+        <w:rPr>
+          <w:sz w:val="21"/>
+          <w:szCs w:val="21"/>
+        </w:rPr>
+        <w:t xml:space="preserve">El ZIP </w:t>
+      </w:r>
+      <w:r>
+        <w:rPr>
+          <w:b/>
+          <w:bCs/>
+          <w:sz w:val="21"/>
+          <w:szCs w:val="21"/>
+        </w:rPr>
+        <w:t xml:space="preserve">usa exactamente los mismos filtros que el compendio</w:t>
+      </w:r>
+      <w:r>
+        <w:rPr>
+          <w:sz w:val="21"/>
+          <w:szCs w:val="21"/>
+        </w:rPr>
+        <w:t xml:space="preserve">: lo que se baja en XLSX y lo que se baja en ZIP son siempre el mismo conjunto de observaciones. Las observaciones sin adjunto aparecen en el compendio, pero no aportan archivos.</w:t>
+      </w:r>
+    </w:p>
+    <w:p>
+      <w:pPr>
+        <w:spacing w:after="140" w:line="276"/>
+        <w:jc w:val="both"/>
+      </w:pPr>
+      <w:r>
+        <w:rPr>
+          <w:sz w:val="21"/>
+          <w:szCs w:val="21"/>
+        </w:rPr>
+        <w:t xml:space="preserve">Para no dejar la descarga colgada, cada ZIP admite hasta </w:t>
+      </w:r>
+      <w:r>
+        <w:rPr>
+          <w:b/>
+          <w:bCs/>
+          <w:sz w:val="21"/>
+          <w:szCs w:val="21"/>
+        </w:rPr>
+        <w:t xml:space="preserve">300 archivos</w:t>
+      </w:r>
+      <w:r>
+        <w:rPr>
+          <w:sz w:val="21"/>
+          <w:szCs w:val="21"/>
+        </w:rPr>
+        <w:t xml:space="preserve"> o </w:t>
+      </w:r>
+      <w:r>
+        <w:rPr>
+          <w:b/>
+          <w:bCs/>
+          <w:sz w:val="21"/>
+          <w:szCs w:val="21"/>
+        </w:rPr>
+        <w:t xml:space="preserve">300 MB</w:t>
+      </w:r>
+      <w:r>
+        <w:rPr>
+          <w:sz w:val="21"/>
+          <w:szCs w:val="21"/>
+        </w:rPr>
+        <w:t xml:space="preserve">. Si el filtro activo supera ese límite, la plataforma lo avisa en pantalla y basta con acotar por proceso o por rango de fechas.</w:t>
+      </w:r>
+    </w:p>
+    <w:p>
+      <w:pPr>
         <w:pBdr>
           <w:left w:val="single" w:color="1F3864" w:sz="12" w:space="12"/>
         </w:pBdr>
@@ -8439,7 +9020,7 @@
           <w:sz w:val="20"/>
           <w:szCs w:val="20"/>
         </w:rPr>
-        <w:t xml:space="preserve">El archivo contiene datos personales de los participantes. Tratarlo conforme a la normativa de protección de datos: no publicarlo íntegro ni distribuirlo por canales no institucionales.</w:t>
+        <w:t xml:space="preserve">Tanto el compendio como el ZIP contienen datos personales de los participantes. Tratarlos conforme a la normativa de protección de datos: no publicarlos íntegros ni distribuirlos por canales no institucionales.</w:t>
       </w:r>
     </w:p>
     <w:p>

--- a/docs/tecnica/02-manual-administrador.docx
+++ b/docs/tecnica/02-manual-administrador.docx
@@ -8979,7 +8979,7 @@
           <w:sz w:val="21"/>
           <w:szCs w:val="21"/>
         </w:rPr>
-        <w:t xml:space="preserve">300 archivos</w:t>
+        <w:t xml:space="preserve">500 archivos</w:t>
       </w:r>
       <w:r>
         <w:rPr>
@@ -8995,14 +8995,112 @@
           <w:sz w:val="21"/>
           <w:szCs w:val="21"/>
         </w:rPr>
-        <w:t xml:space="preserve">300 MB</w:t>
-      </w:r>
-      <w:r>
-        <w:rPr>
-          <w:sz w:val="21"/>
-          <w:szCs w:val="21"/>
-        </w:rPr>
-        <w:t xml:space="preserve">. Si el filtro activo supera ese límite, la plataforma lo avisa en pantalla y basta con acotar por proceso o por rango de fechas.</w:t>
+        <w:t xml:space="preserve">500 MB</w:t>
+      </w:r>
+      <w:r>
+        <w:rPr>
+          <w:sz w:val="21"/>
+          <w:szCs w:val="21"/>
+        </w:rPr>
+        <w:t xml:space="preserve">. Si el filtro activo supera ese límite, la plataforma lo avisa en pantalla y basta con acotar por rango de fechas y bajarlo en dos tandas.</w:t>
+      </w:r>
+    </w:p>
+    <w:p>
+      <w:pPr>
+        <w:pBdr>
+          <w:left w:val="single" w:color="1F3864" w:sz="12" w:space="12"/>
+        </w:pBdr>
+        <w:spacing w:after="160" w:before="120"/>
+        <w:ind w:left="360"/>
+      </w:pPr>
+      <w:r>
+        <w:rPr>
+          <w:i/>
+          <w:iCs/>
+          <w:sz w:val="20"/>
+          <w:szCs w:val="20"/>
+        </w:rPr>
+        <w:t xml:space="preserve">El límite es configurable por ambiente (</w:t>
+      </w:r>
+      <w:r>
+        <w:rPr>
+          <w:rFonts w:ascii="Consolas" w:cs="Consolas" w:eastAsia="Consolas" w:hAnsi="Consolas"/>
+          <w:i/>
+          <w:iCs/>
+          <w:color w:val="A31515"/>
+          <w:sz w:val="20"/>
+          <w:szCs w:val="20"/>
+        </w:rPr>
+        <w:t xml:space="preserve">GORE_ZIP_MAX_FILES</w:t>
+      </w:r>
+      <w:r>
+        <w:rPr>
+          <w:i/>
+          <w:iCs/>
+          <w:sz w:val="20"/>
+          <w:szCs w:val="20"/>
+        </w:rPr>
+        <w:t xml:space="preserve"> y </w:t>
+      </w:r>
+      <w:r>
+        <w:rPr>
+          <w:rFonts w:ascii="Consolas" w:cs="Consolas" w:eastAsia="Consolas" w:hAnsi="Consolas"/>
+          <w:i/>
+          <w:iCs/>
+          <w:color w:val="A31515"/>
+          <w:sz w:val="20"/>
+          <w:szCs w:val="20"/>
+        </w:rPr>
+        <w:t xml:space="preserve">GORE_ZIP_MAX_MB</w:t>
+      </w:r>
+      <w:r>
+        <w:rPr>
+          <w:i/>
+          <w:iCs/>
+          <w:sz w:val="20"/>
+          <w:szCs w:val="20"/>
+        </w:rPr>
+        <w:t xml:space="preserve"> en el </w:t>
+      </w:r>
+      <w:r>
+        <w:rPr>
+          <w:rFonts w:ascii="Consolas" w:cs="Consolas" w:eastAsia="Consolas" w:hAnsi="Consolas"/>
+          <w:i/>
+          <w:iCs/>
+          <w:color w:val="A31515"/>
+          <w:sz w:val="20"/>
+          <w:szCs w:val="20"/>
+        </w:rPr>
+        <w:t xml:space="preserve">.env</w:t>
+      </w:r>
+      <w:r>
+        <w:rPr>
+          <w:i/>
+          <w:iCs/>
+          <w:sz w:val="20"/>
+          <w:szCs w:val="20"/>
+        </w:rPr>
+        <w:t xml:space="preserve"> del servidor); no requiere desplegar código, solo </w:t>
+      </w:r>
+      <w:r>
+        <w:rPr>
+          <w:rFonts w:ascii="Consolas" w:cs="Consolas" w:eastAsia="Consolas" w:hAnsi="Consolas"/>
+          <w:i/>
+          <w:iCs/>
+          <w:color w:val="A31515"/>
+          <w:sz w:val="20"/>
+          <w:szCs w:val="20"/>
+        </w:rPr>
+        <w:t xml:space="preserve">php artisan config:cache</w:t>
+      </w:r>
+      <w:r>
+        <w:rPr>
+          <w:i/>
+          <w:iCs/>
+          <w:sz w:val="20"/>
+          <w:szCs w:val="20"/>
+        </w:rPr>
+        <w:t xml:space="preserve">. Ver el Manual de Despliegue y Operación.</w:t>
       </w:r>
     </w:p>
     <w:p>

--- a/docs/tecnica/02-manual-administrador.docx
+++ b/docs/tecnica/02-manual-administrador.docx
@@ -9003,6 +9003,60 @@
           <w:szCs w:val="21"/>
         </w:rPr>
         <w:t xml:space="preserve">. Si el filtro activo supera ese límite, la plataforma lo avisa en pantalla y basta con acotar por rango de fechas y bajarlo en dos tandas.</w:t>
+      </w:r>
+    </w:p>
+    <w:p>
+      <w:pPr>
+        <w:spacing w:after="140" w:line="276"/>
+        <w:jc w:val="both"/>
+      </w:pPr>
+      <w:r>
+        <w:rPr>
+          <w:b/>
+          <w:bCs/>
+          <w:sz w:val="21"/>
+          <w:szCs w:val="21"/>
+        </w:rPr>
+        <w:t xml:space="preserve">El ZIP no se descarga al instante.</w:t>
+      </w:r>
+      <w:r>
+        <w:rPr>
+          <w:sz w:val="21"/>
+          <w:szCs w:val="21"/>
+        </w:rPr>
+        <w:t xml:space="preserve"> El archivo se arma en el servidor —se baja cada adjunto y se empaqueta— y con el volumen actual eso toma cerca de un minuto. Mientras tanto el botón muestra </w:t>
+      </w:r>
+      <w:r>
+        <w:rPr>
+          <w:i/>
+          <w:iCs/>
+          <w:sz w:val="21"/>
+          <w:szCs w:val="21"/>
+        </w:rPr>
+        <w:t xml:space="preserve">Preparando…</w:t>
+      </w:r>
+      <w:r>
+        <w:rPr>
+          <w:sz w:val="21"/>
+          <w:szCs w:val="21"/>
+        </w:rPr>
+        <w:t xml:space="preserve"> con un indicador de progreso y queda deshabilitado, y arriba del listado aparece un aviso azul. La descarga recién comienza cuando ese aviso desaparece; ahí toma el control el navegador y aparece su propia barra de progreso. </w:t>
+      </w:r>
+      <w:r>
+        <w:rPr>
+          <w:b/>
+          <w:bCs/>
+          <w:sz w:val="21"/>
+          <w:szCs w:val="21"/>
+        </w:rPr>
+        <w:t xml:space="preserve">No hay que volver a hacer clic ni recargar la página</w:t>
+      </w:r>
+      <w:r>
+        <w:rPr>
+          <w:sz w:val="21"/>
+          <w:szCs w:val="21"/>
+        </w:rPr>
+        <w:t xml:space="preserve"> mientras el aviso esté visible: un segundo clic no acelera nada y obliga al servidor a rehacer el trabajo desde cero.</w:t>
       </w:r>
     </w:p>
     <w:p>
